--- a/老爸自传_终稿/老爸自传_终稿_v3_20261006.docx
+++ b/老爸自传_终稿/老爸自传_终稿_v3_20261006.docx
@@ -165,7 +165,7 @@
           <w:b w:val="0"/>
           <w:sz w:val="21"/>
         </w:rPr>
-        <w:t>爸，这本书，是您自己讲的。</w:t>
+        <w:t>我爸这辈子，最得意的一件事，是我。</w:t>
       </w:r>
     </w:p>
     <w:p>
@@ -179,7 +179,7 @@
           <w:b w:val="0"/>
           <w:sz w:val="21"/>
         </w:rPr>
-        <w:t>从去年冬天到今年一月，您对着录音笔，一天一天、一段一段，把七十年的事都讲了一遍。从河北涞水拒马河边的南丰村，讲到崇文区东大地的大杂院；从一零九中的红卫兵岁月，讲到空军44师的军旅生涯；从二轻局的工厂，讲到下海的生意场，再讲到您盖起来的那片楼。讲到爷爷、奶奶、三叔、姥姥，讲到当兵那天我爸骑车追着车送您，讲到我五岁那年抱着大帆船去医院看您。</w:t>
+        <w:t>这话不是我说的，是他自己一遍一遍说的。从我上中关村一小，到保送交大附中，再到北京工商大学，再后来是南开硕士，他逢人便讲，讲得比他自己下棋赢过接兵排长还起劲，比他自己盖起一百五十亩地的楼盘还得意。我小时候不以为然，觉得他絮叨；等我长大了，才懂得这份得意的分量——他这一辈子，当过兵、入了党、当过厂长、下过海、搞过房地产，什么人没见过，什么事没经过，可心里最要紧的位置，始终留给了这个家，留给了我。</w:t>
       </w:r>
     </w:p>
     <w:p>
@@ -193,7 +193,7 @@
           <w:b w:val="0"/>
           <w:sz w:val="21"/>
         </w:rPr>
-        <w:t>这些录音，我一字一句转写下来，又按着您说话的样子整理成这本书。没有替您添油加醋，也没有把您的话改成别人的腔调。您怎么说，书里就怎么写；只是把听岔了的字扶正，把重复的话捋顺。</w:t>
+        <w:t>去年冬天到今年一月，他对着录音笔，一天一天，一段一段，把七十多年的事都讲了出来。从河北涞水拒马河边的南丰村，讲到崇文区东大地的大杂院；从红卫兵的岁月，讲到空军44师的军旅生涯；从二轻局的工厂，讲到下海的生意场；从他在泰国把我抱在怀里、从头到尾不撒手，讲到我五岁那年，他躺在阜外医院的病床上，从楼上望下来，看见我抱着一只大帆船，脸上才有了笑模样。他一共讲了十五六个小时。有的地方讲重复了，有的地方讲岔了；说着说着笑起来，说着说着，又忽然停住。</w:t>
       </w:r>
     </w:p>
     <w:p>
@@ -207,7 +207,7 @@
           <w:b w:val="0"/>
           <w:sz w:val="21"/>
         </w:rPr>
-        <w:t>您总说，这一辈子以我为荣。其实这本书，是我这个当儿子的，为您做的一件最要紧的事。</w:t>
+        <w:t>这十五六个小时，我一个字一个字转写下来，又按他说话的样子，整理成这本书。这本书，第一层，是他的——他说的话，一个字都不改动；第二层，是我的——听岔的字扶正，重复的话捋顺，这是一个儿子能为他做的最笨、也最认真的校对；第三层，是留给你们的——将来翻开这本书的人，都是他的子孙。这本书，是我们家的“不忘记”。</w:t>
       </w:r>
     </w:p>
     <w:p>
@@ -221,7 +221,63 @@
           <w:b w:val="0"/>
           <w:sz w:val="21"/>
         </w:rPr>
-        <w:t>您的原声都留在了录音里。将来每章印成册，我会在章节末尾放上二维码，扫码就能听见您亲口讲这一段。</w:t>
+        <w:t>我没有替他添油加醋，也没有把他的大白话改成别人的腔调。他说“誓死保卫祖国”，我就写“誓死保卫祖国”；他说“这一辈子能活着，也没有太大的幸福可言”，我就原样留着。听不清的碎句，我宁可删去，也不替他编。我奶奶——也就是他的母亲——在我五六岁那年就走了，书里有关她的事，只按他亲口讲的写；他记岔了的地方，我不敢替他做主。</w:t>
+      </w:r>
+    </w:p>
+    <w:p>
+      <w:pPr>
+        <w:spacing w:line="384" w:lineRule="auto" w:after="80"/>
+        <w:ind w:firstLine="420"/>
+      </w:pPr>
+      <w:r>
+        <w:rPr>
+          <w:rFonts w:ascii="宋体" w:hAnsi="宋体" w:eastAsia="宋体"/>
+          <w:b w:val="0"/>
+          <w:sz w:val="21"/>
+        </w:rPr>
+        <w:t>我爸病了这些年，心脏病、前列腺癌、结肠癌，一样一样压过来，他没有一天认输。他常说：身体健康就是幸福；生不带来，死不带去；忘记过去，就意味着背叛。我听着这些话长大。如今把这本书交到他手里，也算我这个当儿子的，把“不忘记”这三个字，还给了他。</w:t>
+      </w:r>
+    </w:p>
+    <w:p>
+      <w:pPr>
+        <w:spacing w:line="384" w:lineRule="auto" w:after="80"/>
+        <w:ind w:firstLine="420"/>
+      </w:pPr>
+      <w:r>
+        <w:rPr>
+          <w:rFonts w:ascii="宋体" w:hAnsi="宋体" w:eastAsia="宋体"/>
+          <w:b w:val="0"/>
+          <w:sz w:val="21"/>
+        </w:rPr>
+        <w:t>春风得意的时候，是读不进鲁迅的。我爸如今不再春风得意，他坐在椅子上，戴着老花镜，一页一页翻这本书——我想，这一回，他读得进去。</w:t>
+      </w:r>
+    </w:p>
+    <w:p>
+      <w:pPr>
+        <w:spacing w:line="384" w:lineRule="auto" w:after="80"/>
+        <w:ind w:firstLine="420"/>
+      </w:pPr>
+      <w:r>
+        <w:rPr>
+          <w:rFonts w:ascii="宋体" w:hAnsi="宋体" w:eastAsia="宋体"/>
+          <w:b w:val="0"/>
+          <w:sz w:val="21"/>
+        </w:rPr>
+        <w:t>他的原声都留在了录音里。将来这本书一章一章印出来，每章末尾放一个二维码，扫一下，就能听见他亲口讲这一段。声音会老，人也会老，可有些话，是要一代一代听下去的。</w:t>
+      </w:r>
+    </w:p>
+    <w:p>
+      <w:pPr>
+        <w:spacing w:line="384" w:lineRule="auto" w:after="80"/>
+        <w:ind w:firstLine="420"/>
+      </w:pPr>
+      <w:r>
+        <w:rPr>
+          <w:rFonts w:ascii="宋体" w:hAnsi="宋体" w:eastAsia="宋体"/>
+          <w:b w:val="0"/>
+          <w:sz w:val="21"/>
+        </w:rPr>
+        <w:t>靡不有初，鲜克有终。这本书有了开头，我希望它没有结尾——往后他接着讲，我就接着记。</w:t>
       </w:r>
     </w:p>
     <w:p>
@@ -282,7 +338,7 @@
           <w:color w:val="5A5A5A"/>
           <w:sz w:val="19"/>
         </w:rPr>
-        <w:t>我今年七十三了，北京生，北京长，一辈子的事儿攒了一肚子。如今母亲还在，我一直跟她住着。回头想想，从崇文区东大地那个大杂院，到拒马河边的南丰村，从西园子小学的二层小楼，到后来开发楼盘的一百五十亩地，这一桩桩一件件，像翻旧相册似的，一页一页又活了过来。我没什么大道理，就是把记得住的事儿，原原本本说给你听。</w:t>
+        <w:t>我今年七十三了，北京生，北京长，一辈子的事儿攒了一肚子。如今老伴还在，一直陪着我。回头想想，从崇文区东大地那个大杂院，到拒马河边的南丰村，从西园子小学的二层小楼，到后来开发楼盘的一百五十亩地，这一桩桩一件件，像翻旧相册似的，一页一页又活了过来。我没什么大道理，就是把记得住的事儿，原原本本说给你听。</w:t>
       </w:r>
     </w:p>
     <w:p>
@@ -323,7 +379,7 @@
           <w:b w:val="0"/>
           <w:sz w:val="21"/>
         </w:rPr>
-        <w:t>我祖籍河北保定涞水县南丰村，就在拒马河边。祖辈听说是从河上游迁过来的，到我太爷那辈在河北落了脚。爷爷做买卖，从内蒙倒腾羊毛，赶集，后来到北京做生意。爷爷有四个儿子：大爷翟成文，我父亲翟成章，三叔翟成武，老叔翟振芳；还有一个老叔翟一诚，给日本人当过劳工，死在外头了。爷爷叫翟德良。我十岁那年，爷爷去世。奶奶走得更早，我从来没见过她什么样。</w:t>
+        <w:t>我祖籍河北保定涞水县南丰村，就在拒马河边。祖辈听说是从河上游迁过来的，到我太爷那辈在河北落了脚。爷爷做买卖，从内蒙倒腾羊毛，赶集，后来到北京做生意。爷爷有四个儿子：大爷翟成文，我父亲翟成章，三叔翟成武，老叔翟振芳；还有一个老叔翟一诚，给日本人当过劳工，死在外头了。爷爷叫翟德良。我十岁那年，爷爷去世。我的亲奶奶——爷爷的老伴——走得更早，我从没见过她什么样。</w:t>
       </w:r>
     </w:p>
     <w:p>
@@ -1130,7 +1186,7 @@
           <w:color w:val="5A5A5A"/>
           <w:sz w:val="19"/>
         </w:rPr>
-        <w:t>翻到这一章，就像又回到了1969年冬天。那时候我一门心思想当兵，咬破手指写血书，跟接兵的陈公尔下棋，谁也没下过我。后来总算到了空军44师机务大队，山坡机场、郑州机场、武汉、中牟，都待过。文书、副班长、教员、区队长，一路干下来，身边那些战友、队长、入党介绍人，一个个都还在眼前。如今七十多了，把这些事记下来，也算给自个儿留个念想。</w:t>
+        <w:t>翻到这一章，就像又回到了1969年冬天。那时候我一门心思想当兵，咬破手指写血书，跟接兵的陈公尔下棋，谁也没下过我。后来总算到了空军44师机务大队，山坡机场、钟祥机场、武汉、郑州，都待过。文书、副班长、教员、区队长，一路干下来，身边那些战友、队长、入党介绍人，一个个都还在眼前。如今七十多了，把这些事记下来，也算给自个儿留个念想。</w:t>
       </w:r>
     </w:p>
     <w:p>
@@ -1239,7 +1295,7 @@
           <w:b w:val="0"/>
           <w:sz w:val="21"/>
         </w:rPr>
-        <w:t>到部队，因为我长得比较精神，都挺喜欢我。我是一九六九年十二月二号入伍的，十二月十号坐闷罐车出发，十二月二十号到部队，赶上了中国人民解放军空军航空兵第44师的组建。我在第五大队三中队，当文书。</w:t>
+        <w:t>到部队，因为我长得比较精神，都挺喜欢我。我是一九六九年十二月二号入伍的，十二月十号坐闷罐车出发，十二月二十号到部队，赶上了中国人民解放军空军第44师的组建。我在第五大队三中队，当文书。</w:t>
       </w:r>
     </w:p>
     <w:p>
@@ -1295,7 +1351,7 @@
           <w:b w:val="0"/>
           <w:sz w:val="21"/>
         </w:rPr>
-        <w:t>我们空军44师有两个机场，一个是山坡机场，一个是中墙机场。去中墙，得先坐47次车到郑州，再从郑州绕过去，那是另一条线。到了中牟，我们机场靠着神农架，进了大山里，我们中队就在那儿，机场在山洞里头。我在三中队办完手续。回来的路上，我先回老家看了我大爷、大妈。我的档案特殊，直接送到了武装部，人还没到家，通知已经先到了，让我到五金公司上班。</w:t>
+        <w:t>我们空军44师有两个机场，一个是山坡机场，一个是钟祥机场。去钟祥，得先坐47次车到郑州，再从郑州绕过去，那是另一条线。钟祥机场建在山里头，我们中队就在那儿。我在三中队办完手续。回来的路上，我先回老家看了我大爷、大妈。我的档案特殊，直接送到了武装部，人还没到家，通知已经先到了，让我到五金公司上班。</w:t>
       </w:r>
     </w:p>
     <w:p>
@@ -1542,7 +1598,7 @@
           <w:b w:val="0"/>
           <w:sz w:val="21"/>
         </w:rPr>
-        <w:t>一九七五年一月，我要求复员——我叔叔反革命的身份暴露以后，我就跟指导员、跟师政治部提出来，复员。从中墙回中牟办手续，我从山坡坐客车到郑州，郑州倒车奔襄樊，襄樊再到中牟，办完手续。</w:t>
+        <w:t>一九七五年一月，我要求复员——我叔叔反革命的身份暴露以后，我就跟指导员、跟师政治部提出来，复员。我先回中队办复员手续：从山坡坐客车到郑州，郑州倒车奔襄樊，再绕到钟祥，办完手续。</w:t>
       </w:r>
     </w:p>
     <w:p>
@@ -1570,7 +1626,7 @@
           <w:b w:val="0"/>
           <w:sz w:val="21"/>
         </w:rPr>
-        <w:t>为了多拿点复员费，我还开了个证明，到厦门空军住了一段时间。我的好战友高国强认识厦门空军医院的人，介绍我去开证明，多给了两百块钱补助。在厦门，我认识了几个北京的兵，其中一个叫卢山，他父亲是总后北京营房处的处长。我去他家坐过，条件不行，人家是部队高干，咱们攀不上。</w:t>
+        <w:t>为了多拿点复员费，我还开了个证明，到厦门空军住了一段时间。我的好战友高国强认识厦门空军的人，介绍我去厦门空军开证明，多给了两百块钱补助。在厦门，我认识了几个北京的兵，其中一个叫卢山，他父亲是总后北京营房处的处长。我去他家坐过，条件不行，人家是部队高干，咱们攀不上。</w:t>
       </w:r>
     </w:p>
     <w:p>
@@ -2506,7 +2562,7 @@
           <w:color w:val="5A5A5A"/>
           <w:sz w:val="19"/>
         </w:rPr>
-        <w:t>人老了，记性就像翻旧箱子，一件一件往外掏。这一章里，有我二十岁在部队的得意，有参谋长闺女看上我的那段说不清的事，也有两段婚姻、一双儿女的牵挂。最放不下的是父亲，楼封顶那年他走了，没看见我的辉煌。如今母亲还在，我陪着她；我自个儿病着，也还坚强。这些事，说给谁听呢？就慢慢说给你吧。</w:t>
+        <w:t>人老了，记性就像翻旧箱子，一件一件往外掏。这一章里，有我二十岁在部队的得意，有参谋长闺女看上我的那段说不清的事，也有两段婚姻、一双儿女的牵挂。最放不下的是父亲，楼封顶那年他走了，没看见我的辉煌。如今老伴陪着我；我自个儿病着，也还坚强。这些事，说给谁听呢？就慢慢说给你吧。</w:t>
       </w:r>
     </w:p>
     <w:p>
@@ -2615,7 +2671,7 @@
           <w:b w:val="0"/>
           <w:sz w:val="21"/>
         </w:rPr>
-        <w:t>关于初恋这段，参谋长的心思，前头已经说过了。他一直想让我给他家留个后，当时条件不允许，我也没办法。我们关系一直不错。我复员以后，他人在厦门，我回山坡看过他一次，说了几句话，可惜就再没下文。我要是不走，再等一年，情况也许不一样。我是一九七五年五月复员的，回三中队办的手续。我们中队在湖北中墙，机场在山洞里头。我从武汉山坡坐车到郑州，再从郑州坐船过去。晚上回来，又去看了我女朋友陆丹，又给我那个初恋写了信。后来她也随我到了北京，住了一段时间，想给我生个孩子，当时胆小，没敢。后来她回家结了婚，生了个儿子，还带着儿子来看过我。到现在，我们俩就不联系了，这段就算过去了。</w:t>
+        <w:t>关于初恋这段，参谋长的心思，前头已经说过了。他一直想让我给他家留个后，当时条件不允许，我也没办法。我们关系一直不错。我复员以后，他人在厦门，我回山坡看过他一次，说了几句话，可惜就再没下文。我要是不走，再等一年，情况也许不一样。我是一九七五年五月复员的，回三中队办的手续。我们中队在湖北钟祥，机场建在山里头。我从武汉山坡坐车到郑州，再从郑州坐船过去。晚上回来，又去看了我女朋友陆丹，又给我那个初恋写了信。后来她也随我到了北京，住了一段时间，想给我生个孩子，当时胆小，没敢。后来她回家结了婚，生了个儿子，还带着儿子来看过我。到现在，我们俩就不联系了，这段就算过去了。</w:t>
       </w:r>
     </w:p>
     <w:p>
@@ -2862,7 +2918,7 @@
           <w:b/>
           <w:sz w:val="24"/>
         </w:rPr>
-        <w:t>母亲还在，父亲走了</w:t>
+        <w:t>母亲走得早</w:t>
       </w:r>
     </w:p>
     <w:p>
@@ -2876,7 +2932,7 @@
           <w:b w:val="0"/>
           <w:sz w:val="21"/>
         </w:rPr>
-        <w:t>我母亲还在，我一直跟母亲住一块儿。我父亲那年走的，跟楼盘封顶是同一年。</w:t>
+        <w:t>我母亲走得早，红宣五六岁那年，她就走了。我父亲是二〇〇六年走的，跟楼盘封顶是同一年。如今老两口都不在了，老家那边，就让孩子们替我去上坟。</w:t>
       </w:r>
     </w:p>
     <w:p>
@@ -3170,7 +3226,7 @@
           <w:b w:val="0"/>
           <w:sz w:val="21"/>
         </w:rPr>
-        <w:t>说到这本书，我回头给你写个序，开篇的序。照片也加上，你把我那些照片都添进去，拿其中一张当书皮都行。先印一本看看，感觉好了，再印它一百本：给大姑送两本，给大姐送去，老战友一人一本。让你爸——也就是我，签个名，亲笔写几个字，送给人家。</w:t>
+        <w:t>说到这本书，我回头给你写个序，开篇的序。照片也加上，你把我那些照片都添进去，拿其中一张当书皮都行。先印一本看看，感觉好了，再印它一百本：给大姑送两本，给大姐送去，老战友一人一本。再让我亲笔给你签个名，写上几个字，送给人家。</w:t>
       </w:r>
     </w:p>
     <w:p>

--- a/老爸自传_终稿/老爸自传_终稿_v3_20261006.docx
+++ b/老爸自传_终稿/老爸自传_终稿_v3_20261006.docx
@@ -165,7 +165,7 @@
           <w:b w:val="0"/>
           <w:sz w:val="21"/>
         </w:rPr>
-        <w:t>我爸这辈子，最得意的一件事，是我。</w:t>
+        <w:t>我爸今年七十三了。他一辈子没写过书，可他的故事，比书里写的还要多。</w:t>
       </w:r>
     </w:p>
     <w:p>
@@ -179,7 +179,7 @@
           <w:b w:val="0"/>
           <w:sz w:val="21"/>
         </w:rPr>
-        <w:t>这话不是我说的，是他自己一遍一遍说的。从我上中关村一小，到保送交大附中，再到北京工商大学，再后来是南开硕士，他逢人便讲，讲得比他自己下棋赢过接兵排长还起劲，比他自己盖起一百五十亩地的楼盘还得意。我小时候不以为然，觉得他絮叨；等我长大了，才懂得这份得意的分量——他这一辈子，当过兵、入了党、当过厂长、下过海、搞过房地产，什么人没见过，什么事没经过，可心里最要紧的位置，始终留给了这个家，留给了我。</w:t>
+        <w:t>他喜欢他这一辈子过的生活，这话一点不夸张。从崇文区东大地的大杂院，到空军44师的机场；从二轻局的工厂，到下海做生意、开发一百五十亩地的楼盘；再到后来做物业，七十多岁的人了，还在操心那一摊事。苦的、险的、风光的、委屈的，他都记得，而且记得特别深。这些事，他跟我讲过一遍又一遍，每一遍都像头一回讲，哪年哪月、哪个人、哪句话，从来不走样。</w:t>
       </w:r>
     </w:p>
     <w:p>
@@ -193,7 +193,7 @@
           <w:b w:val="0"/>
           <w:sz w:val="21"/>
         </w:rPr>
-        <w:t>去年冬天到今年一月，他对着录音笔，一天一天，一段一段，把七十多年的事都讲了出来。从河北涞水拒马河边的南丰村，讲到崇文区东大地的大杂院；从红卫兵的岁月，讲到空军44师的军旅生涯；从二轻局的工厂，讲到下海的生意场；从他在泰国把我抱在怀里、从头到尾不撒手，讲到我五岁那年，他躺在阜外医院的病床上，从楼上望下来，看见我抱着一只大帆船，脸上才有了笑模样。他一共讲了十五六个小时。有的地方讲重复了，有的地方讲岔了；说着说着笑起来，说着说着，又忽然停住。</w:t>
+        <w:t>小时候，我当热闹听；长大以后才慢慢听明白，他讲的不只是过去，是他这一辈子最看重的那些东西。</w:t>
       </w:r>
     </w:p>
     <w:p>
@@ -207,7 +207,7 @@
           <w:b w:val="0"/>
           <w:sz w:val="21"/>
         </w:rPr>
-        <w:t>这十五六个小时，我一个字一个字转写下来，又按他说话的样子，整理成这本书。这本书，第一层，是他的——他说的话，一个字都不改动；第二层，是我的——听岔的字扶正，重复的话捋顺，这是一个儿子能为他做的最笨、也最认真的校对；第三层，是留给你们的——将来翻开这本书的人，都是他的子孙。这本书，是我们家的“不忘记”。</w:t>
+        <w:t>今年九月起，他对着录音笔，把这一辈子又从头讲了一遍，一段一段，一共讲了十五六个小时。我把录音一句一句转成文字，再按他说话的样子整理成这本书。他说的话，我尽量原样留着；听不清的地方，宁可删去，也不替他编。整理的时候我总提醒自己：笔一动、去润色，就容易把他的声音弄丢了。</w:t>
       </w:r>
     </w:p>
     <w:p>
@@ -221,7 +221,7 @@
           <w:b w:val="0"/>
           <w:sz w:val="21"/>
         </w:rPr>
-        <w:t>我没有替他添油加醋，也没有把他的大白话改成别人的腔调。他说“誓死保卫祖国”，我就写“誓死保卫祖国”；他说“这一辈子能活着，也没有太大的幸福可言”，我就原样留着。听不清的碎句，我宁可删去，也不替他编。我奶奶——也就是他的母亲——在我五六岁那年就走了，书里有关她的事，只按他亲口讲的写；他记岔了的地方，我不敢替他做主。</w:t>
+        <w:t>这本书记的是他的人生，也记着这个家的来处。往后他一页一页地翻，能回到那些日子；我们一页一页地看，能记住那些日子。等书印出来，每章放一个二维码，扫一下，还能听见他亲口再讲一遍。</w:t>
       </w:r>
     </w:p>
     <w:p>
@@ -235,49 +235,7 @@
           <w:b w:val="0"/>
           <w:sz w:val="21"/>
         </w:rPr>
-        <w:t>我爸病了这些年，心脏病、前列腺癌、结肠癌，一样一样压过来，他没有一天认输。他常说：身体健康就是幸福；生不带来，死不带去；忘记过去，就意味着背叛。我听着这些话长大。如今把这本书交到他手里，也算我这个当儿子的，把“不忘记”这三个字，还给了他。</w:t>
-      </w:r>
-    </w:p>
-    <w:p>
-      <w:pPr>
-        <w:spacing w:line="384" w:lineRule="auto" w:after="80"/>
-        <w:ind w:firstLine="420"/>
-      </w:pPr>
-      <w:r>
-        <w:rPr>
-          <w:rFonts w:ascii="宋体" w:hAnsi="宋体" w:eastAsia="宋体"/>
-          <w:b w:val="0"/>
-          <w:sz w:val="21"/>
-        </w:rPr>
-        <w:t>春风得意的时候，是读不进鲁迅的。我爸如今不再春风得意，他坐在椅子上，戴着老花镜，一页一页翻这本书——我想，这一回，他读得进去。</w:t>
-      </w:r>
-    </w:p>
-    <w:p>
-      <w:pPr>
-        <w:spacing w:line="384" w:lineRule="auto" w:after="80"/>
-        <w:ind w:firstLine="420"/>
-      </w:pPr>
-      <w:r>
-        <w:rPr>
-          <w:rFonts w:ascii="宋体" w:hAnsi="宋体" w:eastAsia="宋体"/>
-          <w:b w:val="0"/>
-          <w:sz w:val="21"/>
-        </w:rPr>
-        <w:t>他的原声都留在了录音里。将来这本书一章一章印出来，每章末尾放一个二维码，扫一下，就能听见他亲口讲这一段。声音会老，人也会老，可有些话，是要一代一代听下去的。</w:t>
-      </w:r>
-    </w:p>
-    <w:p>
-      <w:pPr>
-        <w:spacing w:line="384" w:lineRule="auto" w:after="80"/>
-        <w:ind w:firstLine="420"/>
-      </w:pPr>
-      <w:r>
-        <w:rPr>
-          <w:rFonts w:ascii="宋体" w:hAnsi="宋体" w:eastAsia="宋体"/>
-          <w:b w:val="0"/>
-          <w:sz w:val="21"/>
-        </w:rPr>
-        <w:t>靡不有初，鲜克有终。这本书有了开头，我希望它没有结尾——往后他接着讲，我就接着记。</w:t>
+        <w:t>这些年他病了一场又一场，从来没有认过输。他一生以我为荣；这本书，是我这个当儿子的，还给他的一份心意。</w:t>
       </w:r>
     </w:p>
     <w:p>
@@ -3322,7 +3280,7 @@
           <w:b w:val="0"/>
           <w:sz w:val="21"/>
         </w:rPr>
-        <w:t>这本书的底子，是父亲从2025年底到2026年1月陆续录下的十几段口述，加上此前零散录下的几段回忆，合计十五六个小时。</w:t>
+        <w:t>这本书的底子，是父亲从2026年9月起陆续录下的十几段口述，合计十五六个小时。</w:t>
       </w:r>
     </w:p>
     <w:p>
